--- a/docs/GUIA_USUARIO_HERMES.docx
+++ b/docs/GUIA_USUARIO_HERMES.docx
@@ -40,7 +40,7 @@
         <w:pStyle w:val="Subtitle"/>
       </w:pPr>
       <w:r>
-        <w:t>Guia do Usuário</w:t>
+        <w:t>Manual do Usuário</w:t>
       </w:r>
     </w:p>
     <w:p>
@@ -76,7 +76,7 @@
         <w:pStyle w:val="Heading1"/>
       </w:pPr>
       <w:r>
-        <w:t>1. Apresentação</w:t>
+        <w:t>1. Para que serve o HERMES</w:t>
       </w:r>
     </w:p>
     <w:p>
@@ -84,7 +84,7 @@
         <w:rPr>
           <w:b w:val="0"/>
         </w:rPr>
-        <w:t>O HERMES reúne conferências financeiras, fiscais, contábeis e operacionais em um único painel. O sistema compara relatórios de diferentes fontes, destaca valores coincidentes e aponta registros que precisam de análise.</w:t>
+        <w:t>O HERMES compara planilhas de diferentes sistemas e mostra, de forma simples, o que está correto e o que precisa ser conferido.</w:t>
       </w:r>
     </w:p>
     <w:p>
@@ -92,79 +92,78 @@
         <w:rPr>
           <w:b w:val="0"/>
         </w:rPr>
-        <w:t>O objetivo é reduzir o trabalho manual, facilitar a localização de diferenças e produzir arquivos organizados para conferência, registro ou importação.</w:t>
+        <w:t>Com ele, você pode:</w:t>
       </w:r>
     </w:p>
     <w:p>
+      <w:pPr>
+        <w:pStyle w:val="ListBullet"/>
+      </w:pPr>
       <w:r>
         <w:rPr>
           <w:b w:val="0"/>
         </w:rPr>
-        <w:t>O HERMES não altera os arquivos selecionados. As planilhas originais permanecem preservadas.</w:t>
+        <w:t>localizar valores ou documentos diferentes;</w:t>
       </w:r>
     </w:p>
     <w:p>
       <w:pPr>
-        <w:pStyle w:val="Heading1"/>
-      </w:pPr>
-      <w:r>
-        <w:t>2. Como acessar e navegar</w:t>
-      </w:r>
-    </w:p>
-    <w:p>
-      <w:pPr>
-        <w:pStyle w:val="ListNumber"/>
+        <w:pStyle w:val="ListBullet"/>
       </w:pPr>
       <w:r>
         <w:rPr>
           <w:b w:val="0"/>
         </w:rPr>
-        <w:t>Abra o HERMES pelo atalho disponibilizado ou execute o aplicativo conforme a orientação da equipe responsável.</w:t>
+        <w:t>identificar informações ausentes;</w:t>
       </w:r>
     </w:p>
     <w:p>
       <w:pPr>
-        <w:pStyle w:val="ListNumber"/>
+        <w:pStyle w:val="ListBullet"/>
       </w:pPr>
       <w:r>
         <w:rPr>
           <w:b w:val="0"/>
         </w:rPr>
-        <w:t>O menu de automações aparece na lateral esquerda.</w:t>
+        <w:t>consultar resultados na tela;</w:t>
       </w:r>
     </w:p>
     <w:p>
       <w:pPr>
-        <w:pStyle w:val="ListNumber"/>
+        <w:pStyle w:val="ListBullet"/>
       </w:pPr>
       <w:r>
         <w:rPr>
           <w:b w:val="0"/>
         </w:rPr>
-        <w:t xml:space="preserve">Use o botão de menu abaixo do nome </w:t>
-      </w:r>
-      <w:r>
-        <w:rPr>
-          <w:b/>
-        </w:rPr>
-        <w:t>HERMES</w:t>
-      </w:r>
+        <w:t>gerar relatórios em Excel ou PDF;</w:t>
+      </w:r>
+    </w:p>
+    <w:p>
+      <w:pPr>
+        <w:pStyle w:val="ListBullet"/>
+      </w:pPr>
       <w:r>
         <w:rPr>
           <w:b w:val="0"/>
         </w:rPr>
-        <w:t xml:space="preserve"> para abrir ou recolher a lista.</w:t>
+        <w:t>gerar o CSV da Folha de Pagamento para importação no CMFlex.</w:t>
       </w:r>
     </w:p>
     <w:p>
-      <w:pPr>
-        <w:pStyle w:val="ListNumber"/>
-      </w:pPr>
       <w:r>
         <w:rPr>
           <w:b w:val="0"/>
         </w:rPr>
-        <w:t>Quando o menu estiver recolhido, passe o mouse sobre um ícone para visualizar o nome da automação.</w:t>
+        <w:t>O HERMES não altera as planilhas selecionadas. Os arquivos originais continuam como estavam.</w:t>
+      </w:r>
+    </w:p>
+    <w:p>
+      <w:pPr>
+        <w:pStyle w:val="Heading1"/>
+      </w:pPr>
+      <w:r>
+        <w:t>2. Como fazer uma conferência</w:t>
       </w:r>
     </w:p>
     <w:p>
@@ -175,87 +174,29 @@
         <w:rPr>
           <w:b w:val="0"/>
         </w:rPr>
-        <w:t>Selecione a automação desejada antes de carregar os relatórios.</w:t>
+        <w:t>Abra o HERMES pelo atalho.</w:t>
       </w:r>
     </w:p>
     <w:p>
+      <w:pPr>
+        <w:pStyle w:val="ListNumber"/>
+      </w:pPr>
       <w:r>
         <w:rPr>
           <w:b w:val="0"/>
         </w:rPr>
-        <w:t>O título exibido no alto da tela confirma qual conferência está ativa. Verifique esse título antes de selecionar os arquivos.</w:t>
+        <w:t>Escolha a automação no menu esquerdo.</w:t>
       </w:r>
     </w:p>
     <w:p>
       <w:pPr>
-        <w:pStyle w:val="Heading1"/>
-      </w:pPr>
-      <w:r>
-        <w:t>3. Fluxo padrão de utilização</w:t>
-      </w:r>
-    </w:p>
-    <w:p>
+        <w:pStyle w:val="ListNumber"/>
+      </w:pPr>
       <w:r>
         <w:rPr>
           <w:b w:val="0"/>
         </w:rPr>
-        <w:t>O procedimento abaixo é utilizado na maioria das automações:</w:t>
-      </w:r>
-    </w:p>
-    <w:p>
-      <w:pPr>
-        <w:pStyle w:val="ListNumber"/>
-      </w:pPr>
-      <w:r>
-        <w:rPr>
-          <w:b w:val="0"/>
-        </w:rPr>
-        <w:t>Gere os relatórios necessários nos sistemas de origem.</w:t>
-      </w:r>
-    </w:p>
-    <w:p>
-      <w:pPr>
-        <w:pStyle w:val="ListNumber"/>
-      </w:pPr>
-      <w:r>
-        <w:rPr>
-          <w:b w:val="0"/>
-        </w:rPr>
-        <w:t>Evite alterar os nomes, colunas ou conteúdo dos arquivos antes da análise.</w:t>
-      </w:r>
-    </w:p>
-    <w:p>
-      <w:pPr>
-        <w:pStyle w:val="ListNumber"/>
-      </w:pPr>
-      <w:r>
-        <w:rPr>
-          <w:b w:val="0"/>
-        </w:rPr>
-        <w:t>Abra a automação correspondente no menu lateral.</w:t>
-      </w:r>
-    </w:p>
-    <w:p>
-      <w:pPr>
-        <w:pStyle w:val="ListNumber"/>
-      </w:pPr>
-      <w:r>
-        <w:rPr>
-          <w:b w:val="0"/>
-        </w:rPr>
-        <w:t xml:space="preserve">Leia a seção </w:t>
-      </w:r>
-      <w:r>
-        <w:rPr>
-          <w:b/>
-        </w:rPr>
-        <w:t>Arquivos necessários</w:t>
-      </w:r>
-      <w:r>
-        <w:rPr>
-          <w:b w:val="0"/>
-        </w:rPr>
-        <w:t>, exibida no alto da tela.</w:t>
+        <w:t>Confira o título da tela para ter certeza de que abriu a automação correta.</w:t>
       </w:r>
     </w:p>
     <w:p>
@@ -289,7 +230,7 @@
         <w:rPr>
           <w:b w:val="0"/>
         </w:rPr>
-        <w:t>Selecione todos os relatórios solicitados na mesma janela.</w:t>
+        <w:t>Selecione todos os relatórios solicitados.</w:t>
       </w:r>
     </w:p>
     <w:p>
@@ -300,7 +241,7 @@
         <w:rPr>
           <w:b w:val="0"/>
         </w:rPr>
-        <w:t>Aguarde a conclusão. O andamento é informado no rodapé.</w:t>
+        <w:t>Aguarde a mensagem de conclusão.</w:t>
       </w:r>
     </w:p>
     <w:p>
@@ -311,7 +252,7 @@
         <w:rPr>
           <w:b w:val="0"/>
         </w:rPr>
-        <w:t>Confira os indicadores, o resumo comparativo e a tabela.</w:t>
+        <w:t>Analise primeiro os resultados vermelhos e depois os amarelos.</w:t>
       </w:r>
     </w:p>
     <w:p>
@@ -322,18 +263,54 @@
         <w:rPr>
           <w:b w:val="0"/>
         </w:rPr>
-        <w:t>Use o filtro e a pesquisa para localizar registros específicos.</w:t>
-      </w:r>
-    </w:p>
-    <w:p>
-      <w:pPr>
-        <w:pStyle w:val="ListNumber"/>
-      </w:pPr>
+        <w:t xml:space="preserve">Escolha </w:t>
+      </w:r>
+      <w:r>
+        <w:rPr>
+          <w:b/>
+        </w:rPr>
+        <w:t>Excel</w:t>
+      </w:r>
       <w:r>
         <w:rPr>
           <w:b w:val="0"/>
         </w:rPr>
-        <w:t xml:space="preserve">Escolha o formato e clique em </w:t>
+        <w:t xml:space="preserve">, </w:t>
+      </w:r>
+      <w:r>
+        <w:rPr>
+          <w:b/>
+        </w:rPr>
+        <w:t>PDF</w:t>
+      </w:r>
+      <w:r>
+        <w:rPr>
+          <w:b w:val="0"/>
+        </w:rPr>
+        <w:t xml:space="preserve"> ou </w:t>
+      </w:r>
+      <w:r>
+        <w:rPr>
+          <w:b/>
+        </w:rPr>
+        <w:t>CSV</w:t>
+      </w:r>
+      <w:r>
+        <w:rPr>
+          <w:b w:val="0"/>
+        </w:rPr>
+        <w:t>, quando disponível.</w:t>
+      </w:r>
+    </w:p>
+    <w:p>
+      <w:pPr>
+        <w:pStyle w:val="ListNumber"/>
+      </w:pPr>
+      <w:r>
+        <w:rPr>
+          <w:b w:val="0"/>
+        </w:rPr>
+        <w:t xml:space="preserve">Clique em </w:t>
       </w:r>
       <w:r>
         <w:rPr>
@@ -345,7 +322,7 @@
         <w:rPr>
           <w:b w:val="0"/>
         </w:rPr>
-        <w:t>.</w:t>
+        <w:t xml:space="preserve"> e escolha onde salvar.</w:t>
       </w:r>
     </w:p>
     <w:p>
@@ -353,7 +330,7 @@
         <w:rPr>
           <w:b w:val="0"/>
         </w:rPr>
-        <w:t>Os arquivos podem ser selecionados em qualquer ordem. Quando um relatório não pertence à automação aberta, o HERMES apresenta uma orientação sobre os arquivos esperados.</w:t>
+        <w:t>Os arquivos podem ser selecionados em qualquer ordem. O HERMES identifica cada relatório pelo conteúdo, e não apenas pelo nome do arquivo.</w:t>
       </w:r>
     </w:p>
     <w:p>
@@ -361,7 +338,7 @@
         <w:pStyle w:val="Heading1"/>
       </w:pPr>
       <w:r>
-        <w:t>4. Como interpretar a tela</w:t>
+        <w:t>3. Como entender a tela</w:t>
       </w:r>
     </w:p>
     <w:p>
@@ -377,7 +354,7 @@
         <w:rPr>
           <w:b w:val="0"/>
         </w:rPr>
-        <w:t>Após a leitura, o painel informa quantos arquivos foram reconhecidos. Se a quantidade for diferente da esperada, revise a seleção antes de continuar.</w:t>
+        <w:t>Após a seleção, o HERMES informa quantos arquivos conseguiu identificar. Se faltar algum, confirme se todos os relatórios da automação foram selecionados.</w:t>
       </w:r>
     </w:p>
     <w:p>
@@ -385,7 +362,7 @@
         <w:pStyle w:val="Heading2"/>
       </w:pPr>
       <w:r>
-        <w:t>Resumo comparativo</w:t>
+        <w:t>Resumo</w:t>
       </w:r>
     </w:p>
     <w:p>
@@ -393,51 +370,7 @@
         <w:rPr>
           <w:b w:val="0"/>
         </w:rPr>
-        <w:t>Nas conferências entre duas ou mais fontes, o resumo apresenta:</w:t>
-      </w:r>
-    </w:p>
-    <w:p>
-      <w:pPr>
-        <w:pStyle w:val="ListBullet"/>
-      </w:pPr>
-      <w:r>
-        <w:rPr>
-          <w:b w:val="0"/>
-        </w:rPr>
-        <w:t>o nome da verificação;</w:t>
-      </w:r>
-    </w:p>
-    <w:p>
-      <w:pPr>
-        <w:pStyle w:val="ListBullet"/>
-      </w:pPr>
-      <w:r>
-        <w:rPr>
-          <w:b w:val="0"/>
-        </w:rPr>
-        <w:t>o valor encontrado em cada fonte;</w:t>
-      </w:r>
-    </w:p>
-    <w:p>
-      <w:pPr>
-        <w:pStyle w:val="ListBullet"/>
-      </w:pPr>
-      <w:r>
-        <w:rPr>
-          <w:b w:val="0"/>
-        </w:rPr>
-        <w:t>a diferença entre os valores;</w:t>
-      </w:r>
-    </w:p>
-    <w:p>
-      <w:pPr>
-        <w:pStyle w:val="ListBullet"/>
-      </w:pPr>
-      <w:r>
-        <w:rPr>
-          <w:b w:val="0"/>
-        </w:rPr>
-        <w:t>o resultado da comparação.</w:t>
+        <w:t>O resumo mostra os totais encontrados em cada sistema, a diferença e a situação da conferência.</w:t>
       </w:r>
     </w:p>
     <w:p>
@@ -458,7 +391,7 @@
           <w:b w:val="0"/>
           <w:color w:val="5A6574"/>
         </w:rPr>
-        <w:t>Clientes: Balancete R$ 7.695.835,38 • Posição por cliente R$ 7.742.048,90 • Diferença -R$ 46.213,52 • Divergente</w:t>
+        <w:t>Clientes: Balancete R$ 100.000,00 • Posição por cliente R$ 99.500,00 • Diferença R$ 500,00 • Divergente</w:t>
       </w:r>
     </w:p>
     <w:p>
@@ -466,31 +399,7 @@
         <w:pStyle w:val="Heading2"/>
       </w:pPr>
       <w:r>
-        <w:t>Indicadores</w:t>
-      </w:r>
-    </w:p>
-    <w:p>
-      <w:r>
-        <w:rPr>
-          <w:b w:val="0"/>
-        </w:rPr>
-        <w:t>Os cards mostram a quantidade total analisada e a distribuição dos resultados. Os nomes dos indicadores mudam conforme a finalidade da automação.</w:t>
-      </w:r>
-    </w:p>
-    <w:p>
-      <w:pPr>
-        <w:pStyle w:val="Heading2"/>
-      </w:pPr>
-      <w:r>
         <w:t>Cores</w:t>
-      </w:r>
-    </w:p>
-    <w:p>
-      <w:r>
-        <w:rPr>
-          <w:b w:val="0"/>
-        </w:rPr>
-        <w:t>Consulte sempre a legenda exibida acima da tabela. De forma geral:</w:t>
       </w:r>
     </w:p>
     <w:p>
@@ -507,7 +416,7 @@
         <w:rPr>
           <w:b w:val="0"/>
         </w:rPr>
-        <w:t xml:space="preserve"> registro conciliado, correto ou pronto para utilização.</w:t>
+        <w:t xml:space="preserve"> informação correta, conciliada ou pronta.</w:t>
       </w:r>
     </w:p>
     <w:p>
@@ -524,7 +433,7 @@
         <w:rPr>
           <w:b w:val="0"/>
         </w:rPr>
-        <w:t xml:space="preserve"> informação complementar, cancelamento ou período incompleto.</w:t>
+        <w:t xml:space="preserve"> informação que merece atenção, mas pode não ser um erro.</w:t>
       </w:r>
     </w:p>
     <w:p>
@@ -541,15 +450,31 @@
         <w:rPr>
           <w:b w:val="0"/>
         </w:rPr>
-        <w:t xml:space="preserve"> diferença, ausência ou dado incompleto que exige análise.</w:t>
+        <w:t xml:space="preserve"> diferença, ausência ou dado incompleto que precisa ser conferido.</w:t>
       </w:r>
     </w:p>
     <w:p>
+      <w:r>
+        <w:rPr>
+          <w:b w:val="0"/>
+        </w:rPr>
+        <w:t>A legenda acima da tabela explica o significado das cores na automação selecionada.</w:t>
+      </w:r>
+    </w:p>
+    <w:p>
       <w:pPr>
         <w:pStyle w:val="Heading2"/>
       </w:pPr>
       <w:r>
-        <w:t>Filtros, pesquisa e paginação</w:t>
+        <w:t>Tabela de resultados</w:t>
+      </w:r>
+    </w:p>
+    <w:p>
+      <w:r>
+        <w:rPr>
+          <w:b w:val="0"/>
+        </w:rPr>
+        <w:t>A tabela mostra cada documento analisado e o motivo do resultado.</w:t>
       </w:r>
     </w:p>
     <w:p>
@@ -572,7 +497,7 @@
         <w:rPr>
           <w:b w:val="0"/>
         </w:rPr>
-        <w:t xml:space="preserve"> para alternar entre todos os registros, conciliados e pendências.</w:t>
+        <w:t xml:space="preserve"> para mostrar todos os registros, somente conciliados ou somente pendências.</w:t>
       </w:r>
     </w:p>
     <w:p>
@@ -595,7 +520,7 @@
         <w:rPr>
           <w:b w:val="0"/>
         </w:rPr>
-        <w:t xml:space="preserve"> para localizar documento, chave, fornecedor, cliente, hóspede, conta ou situação.</w:t>
+        <w:t xml:space="preserve"> para localizar nota, chave, fornecedor, cliente, hóspede, conta ou valor.</w:t>
       </w:r>
     </w:p>
     <w:p>
@@ -606,18 +531,7 @@
         <w:rPr>
           <w:b w:val="0"/>
         </w:rPr>
-        <w:t>Passe o mouse sobre um texto abreviado para visualizar o conteúdo completo.</w:t>
-      </w:r>
-    </w:p>
-    <w:p>
-      <w:pPr>
-        <w:pStyle w:val="ListBullet"/>
-      </w:pPr>
-      <w:r>
-        <w:rPr>
-          <w:b w:val="0"/>
-        </w:rPr>
-        <w:t>Use as setas abaixo da tabela para navegar entre as páginas.</w:t>
+        <w:t>Use as setas abaixo da tabela para mudar de página.</w:t>
       </w:r>
     </w:p>
     <w:p>
@@ -645,7 +559,7 @@
         <w:rPr>
           <w:b w:val="0"/>
         </w:rPr>
-        <w:t xml:space="preserve"> remove os resultados da tela e permite iniciar uma nova conferência. Os arquivos originais e os arquivos já exportados não são apagados.</w:t>
+        <w:t xml:space="preserve"> apaga somente os dados exibidos na tela. Ele não exclui as planilhas originais nem os relatórios já exportados.</w:t>
       </w:r>
     </w:p>
     <w:p>
@@ -653,7 +567,7 @@
         <w:pStyle w:val="Heading1"/>
       </w:pPr>
       <w:r>
-        <w:t>5. Automações disponíveis</w:t>
+        <w:t>4. Automações disponíveis</w:t>
       </w:r>
     </w:p>
     <w:p>
@@ -661,7 +575,7 @@
         <w:pStyle w:val="Heading2"/>
       </w:pPr>
       <w:r>
-        <w:t>5.1 Conciliação de Receita</w:t>
+        <w:t>4.1 Conciliação de Receita</w:t>
       </w:r>
     </w:p>
     <w:p>
@@ -669,15 +583,13 @@
         <w:rPr>
           <w:b/>
         </w:rPr>
-        <w:t>Finalidade</w:t>
-      </w:r>
-    </w:p>
-    <w:p>
+        <w:t>O que faz:</w:t>
+      </w:r>
       <w:r>
         <w:rPr>
           <w:b w:val="0"/>
         </w:rPr>
-        <w:t>Verificar se a receita registrada na Contabilidade coincide com os lançamentos de receita do Opera.</w:t>
+        <w:t xml:space="preserve"> compara a receita da Contabilidade com a receita do Opera.</w:t>
       </w:r>
     </w:p>
     <w:p>
@@ -685,7 +597,7 @@
         <w:rPr>
           <w:b/>
         </w:rPr>
-        <w:t>Arquivos necessários</w:t>
+        <w:t>Selecione:</w:t>
       </w:r>
     </w:p>
     <w:p>
@@ -696,7 +608,7 @@
         <w:rPr>
           <w:b w:val="0"/>
         </w:rPr>
-        <w:t>Razão Analítico da Contabilidade.</w:t>
+        <w:t>Razão Analítico da Contabilidade;</w:t>
       </w:r>
     </w:p>
     <w:p>
@@ -715,15 +627,13 @@
         <w:rPr>
           <w:b/>
         </w:rPr>
-        <w:t>Como interpretar</w:t>
-      </w:r>
-    </w:p>
-    <w:p>
+        <w:t>Como ler:</w:t>
+      </w:r>
       <w:r>
         <w:rPr>
           <w:b w:val="0"/>
         </w:rPr>
-        <w:t>O resumo compara o total da Contabilidade com o total do Opera. Na tabela, cada documento é classificado como conciliado ou divergente. Uma diferença pode indicar ausência em uma das fontes ou valores distintos para o mesmo documento.</w:t>
+        <w:t xml:space="preserve"> cada documento aparece como conciliado ou divergente. Uma divergência significa que o documento está ausente em uma fonte ou possui valores diferentes.</w:t>
       </w:r>
     </w:p>
     <w:p>
@@ -731,15 +641,13 @@
         <w:rPr>
           <w:b/>
         </w:rPr>
-        <w:t>Exportações</w:t>
-      </w:r>
-    </w:p>
-    <w:p>
+        <w:t>Saídas:</w:t>
+      </w:r>
       <w:r>
         <w:rPr>
           <w:b w:val="0"/>
         </w:rPr>
-        <w:t>Excel detalhado e PDF de resumo.</w:t>
+        <w:t xml:space="preserve"> Excel detalhado e PDF de resumo.</w:t>
       </w:r>
     </w:p>
     <w:p>
@@ -747,7 +655,7 @@
         <w:pStyle w:val="Heading2"/>
       </w:pPr>
       <w:r>
-        <w:t>5.2 Conciliação da Receita de Diárias</w:t>
+        <w:t>4.2 Conciliação da Receita de Diárias</w:t>
       </w:r>
     </w:p>
     <w:p>
@@ -755,15 +663,13 @@
         <w:rPr>
           <w:b/>
         </w:rPr>
-        <w:t>Finalidade</w:t>
-      </w:r>
-    </w:p>
-    <w:p>
+        <w:t>O que faz:</w:t>
+      </w:r>
       <w:r>
         <w:rPr>
           <w:b w:val="0"/>
         </w:rPr>
-        <w:t>Totalizar a receita de diárias do Journal utilizando somente os códigos de transação definidos para o hotel.</w:t>
+        <w:t xml:space="preserve"> calcula a receita de diárias do Journal usando os códigos de transação definidos para cada hotel.</w:t>
       </w:r>
     </w:p>
     <w:p>
@@ -771,15 +677,13 @@
         <w:rPr>
           <w:b/>
         </w:rPr>
-        <w:t>Antes de selecionar os arquivos</w:t>
-      </w:r>
-    </w:p>
-    <w:p>
+        <w:t>Antes de começar:</w:t>
+      </w:r>
       <w:r>
         <w:rPr>
           <w:b w:val="0"/>
         </w:rPr>
-        <w:t>Escolha o hotel no campo exibido ao lado do botão de seleção.</w:t>
+        <w:t xml:space="preserve"> escolha o hotel no campo exibido na tela.</w:t>
       </w:r>
     </w:p>
     <w:p>
@@ -787,7 +691,7 @@
         <w:rPr>
           <w:b/>
         </w:rPr>
-        <w:t>Arquivos necessários</w:t>
+        <w:t>Selecione:</w:t>
       </w:r>
     </w:p>
     <w:p>
@@ -798,7 +702,7 @@
         <w:rPr>
           <w:b w:val="0"/>
         </w:rPr>
-        <w:t>Planilha de Códigos de transação.</w:t>
+        <w:t>planilha de Códigos de Transação;</w:t>
       </w:r>
     </w:p>
     <w:p>
@@ -809,27 +713,43 @@
         <w:rPr>
           <w:b w:val="0"/>
         </w:rPr>
-        <w:t>Journal Opera - Receita.</w:t>
+        <w:t>Journal de Receita do Opera.</w:t>
       </w:r>
     </w:p>
     <w:p>
+      <w:r>
+        <w:rPr>
+          <w:b/>
+        </w:rPr>
+        <w:t>Como ler:</w:t>
+      </w:r>
       <w:r>
         <w:rPr>
           <w:b w:val="0"/>
         </w:rPr>
-        <w:t xml:space="preserve">O arquivo </w:t>
-      </w:r>
+        <w:t xml:space="preserve"> a tabela mostra cada código, a quantidade de lançamentos e o valor encontrado. Um código sem movimento é uma informação, não necessariamente um erro.</w:t>
+      </w:r>
+    </w:p>
+    <w:p>
       <w:r>
         <w:rPr>
           <w:b/>
         </w:rPr>
-        <w:t>BI PDV</w:t>
+        <w:t>Saídas:</w:t>
       </w:r>
       <w:r>
         <w:rPr>
           <w:b w:val="0"/>
         </w:rPr>
-        <w:t xml:space="preserve"> não pertence a esta automação.</w:t>
+        <w:t xml:space="preserve"> Excel detalhado e PDF de resumo.</w:t>
+      </w:r>
+    </w:p>
+    <w:p>
+      <w:pPr>
+        <w:pStyle w:val="Heading2"/>
+      </w:pPr>
+      <w:r>
+        <w:t>4.3 Lançamento da Folha de Pagamento</w:t>
       </w:r>
     </w:p>
     <w:p>
@@ -837,15 +757,13 @@
         <w:rPr>
           <w:b/>
         </w:rPr>
-        <w:t>Como interpretar</w:t>
-      </w:r>
-    </w:p>
-    <w:p>
+        <w:t>O que faz:</w:t>
+      </w:r>
       <w:r>
         <w:rPr>
           <w:b w:val="0"/>
         </w:rPr>
-        <w:t>A tabela apresenta os códigos considerados como diária ou diária média, a quantidade de lançamentos e o valor encontrado no Journal. Códigos sem movimento aparecem como informação, não necessariamente como erro.</w:t>
+        <w:t xml:space="preserve"> prepara os lançamentos contábeis da folha por centro de custo e remove linhas de total para evitar valores duplicados.</w:t>
       </w:r>
     </w:p>
     <w:p>
@@ -853,23 +771,73 @@
         <w:rPr>
           <w:b/>
         </w:rPr>
-        <w:t>Exportações</w:t>
+        <w:t>Selecione:</w:t>
       </w:r>
     </w:p>
     <w:p>
+      <w:pPr>
+        <w:pStyle w:val="ListBullet"/>
+      </w:pPr>
       <w:r>
         <w:rPr>
           <w:b w:val="0"/>
         </w:rPr>
-        <w:t>Excel detalhado e PDF de resumo.</w:t>
+        <w:t>resumo mensal da folha;</w:t>
       </w:r>
     </w:p>
     <w:p>
       <w:pPr>
-        <w:pStyle w:val="Heading2"/>
-      </w:pPr>
-      <w:r>
-        <w:t>5.3 Lançamento da Folha de Pagamento</w:t>
+        <w:pStyle w:val="ListBullet"/>
+      </w:pPr>
+      <w:r>
+        <w:rPr>
+          <w:b w:val="0"/>
+        </w:rPr>
+        <w:t>relação de INSS;</w:t>
+      </w:r>
+    </w:p>
+    <w:p>
+      <w:pPr>
+        <w:pStyle w:val="ListBullet"/>
+      </w:pPr>
+      <w:r>
+        <w:rPr>
+          <w:b w:val="0"/>
+        </w:rPr>
+        <w:t>relação de FGTS;</w:t>
+      </w:r>
+    </w:p>
+    <w:p>
+      <w:pPr>
+        <w:pStyle w:val="ListBullet"/>
+      </w:pPr>
+      <w:r>
+        <w:rPr>
+          <w:b w:val="0"/>
+        </w:rPr>
+        <w:t>recibo e líquido de férias;</w:t>
+      </w:r>
+    </w:p>
+    <w:p>
+      <w:pPr>
+        <w:pStyle w:val="ListBullet"/>
+      </w:pPr>
+      <w:r>
+        <w:rPr>
+          <w:b w:val="0"/>
+        </w:rPr>
+        <w:t>provisão de férias;</w:t>
+      </w:r>
+    </w:p>
+    <w:p>
+      <w:pPr>
+        <w:pStyle w:val="ListBullet"/>
+      </w:pPr>
+      <w:r>
+        <w:rPr>
+          <w:b w:val="0"/>
+        </w:rPr>
+        <w:t>provisão de 13º salário.</w:t>
       </w:r>
     </w:p>
     <w:p>
@@ -877,116 +845,7 @@
         <w:rPr>
           <w:b/>
         </w:rPr>
-        <w:t>Finalidade</w:t>
-      </w:r>
-    </w:p>
-    <w:p>
-      <w:r>
-        <w:rPr>
-          <w:b w:val="0"/>
-        </w:rPr>
-        <w:t>Transformar os relatórios do Departamento Pessoal em lançamentos contábeis por centro de custo, prontos para importação no CMFlex.</w:t>
-      </w:r>
-    </w:p>
-    <w:p>
-      <w:r>
-        <w:rPr>
-          <w:b/>
-        </w:rPr>
-        <w:t>Arquivos necessários</w:t>
-      </w:r>
-    </w:p>
-    <w:p>
-      <w:pPr>
-        <w:pStyle w:val="ListBullet"/>
-      </w:pPr>
-      <w:r>
-        <w:rPr>
-          <w:b w:val="0"/>
-        </w:rPr>
-        <w:t>Resumo mensal da folha.</w:t>
-      </w:r>
-    </w:p>
-    <w:p>
-      <w:pPr>
-        <w:pStyle w:val="ListBullet"/>
-      </w:pPr>
-      <w:r>
-        <w:rPr>
-          <w:b w:val="0"/>
-        </w:rPr>
-        <w:t>Relação de INSS.</w:t>
-      </w:r>
-    </w:p>
-    <w:p>
-      <w:pPr>
-        <w:pStyle w:val="ListBullet"/>
-      </w:pPr>
-      <w:r>
-        <w:rPr>
-          <w:b w:val="0"/>
-        </w:rPr>
-        <w:t>Relação de FGTS.</w:t>
-      </w:r>
-    </w:p>
-    <w:p>
-      <w:pPr>
-        <w:pStyle w:val="ListBullet"/>
-      </w:pPr>
-      <w:r>
-        <w:rPr>
-          <w:b w:val="0"/>
-        </w:rPr>
-        <w:t>Recibo de férias.</w:t>
-      </w:r>
-    </w:p>
-    <w:p>
-      <w:pPr>
-        <w:pStyle w:val="ListBullet"/>
-      </w:pPr>
-      <w:r>
-        <w:rPr>
-          <w:b w:val="0"/>
-        </w:rPr>
-        <w:t>Líquido de férias.</w:t>
-      </w:r>
-    </w:p>
-    <w:p>
-      <w:pPr>
-        <w:pStyle w:val="ListBullet"/>
-      </w:pPr>
-      <w:r>
-        <w:rPr>
-          <w:b w:val="0"/>
-        </w:rPr>
-        <w:t>Provisão de férias.</w:t>
-      </w:r>
-    </w:p>
-    <w:p>
-      <w:pPr>
-        <w:pStyle w:val="ListBullet"/>
-      </w:pPr>
-      <w:r>
-        <w:rPr>
-          <w:b w:val="0"/>
-        </w:rPr>
-        <w:t>Provisão de 13º salário.</w:t>
-      </w:r>
-    </w:p>
-    <w:p>
-      <w:r>
-        <w:rPr>
-          <w:b w:val="0"/>
-        </w:rPr>
-        <w:t>A planilha modelo do departamento pode ser selecionada junto com os relatórios quando for necessário atualizar o relacionamento de contas, eventos e centros de custo.</w:t>
-      </w:r>
-    </w:p>
-    <w:p>
-      <w:r>
-        <w:rPr>
-          <w:b/>
-        </w:rPr>
-        <w:t>Como interpretar</w:t>
+        <w:t>Como ler:</w:t>
       </w:r>
     </w:p>
     <w:p>
@@ -1003,7 +862,7 @@
         <w:rPr>
           <w:b w:val="0"/>
         </w:rPr>
-        <w:t xml:space="preserve"> lançamento com os dados necessários preenchidos.</w:t>
+        <w:t xml:space="preserve"> o lançamento possui os dados necessários;</w:t>
       </w:r>
     </w:p>
     <w:p>
@@ -1020,7 +879,7 @@
         <w:rPr>
           <w:b w:val="0"/>
         </w:rPr>
-        <w:t xml:space="preserve"> lançamento que precisa de revisão antes da importação.</w:t>
+        <w:t xml:space="preserve"> alguma conta ou centro de custo precisa ser revisado;</w:t>
       </w:r>
     </w:p>
     <w:p>
@@ -1037,7 +896,7 @@
         <w:rPr>
           <w:b w:val="0"/>
         </w:rPr>
-        <w:t xml:space="preserve"> linhas de total descartadas para evitar valores duplicados.</w:t>
+        <w:t xml:space="preserve"> linhas de soma foram descartadas para não duplicar valores;</w:t>
       </w:r>
     </w:p>
     <w:p>
@@ -1054,7 +913,7 @@
         <w:rPr>
           <w:b w:val="0"/>
         </w:rPr>
-        <w:t xml:space="preserve"> valor líquido identificado no resumo da folha.</w:t>
+        <w:t xml:space="preserve"> valor líquido identificado na folha.</w:t>
       </w:r>
     </w:p>
     <w:p>
@@ -1062,58 +921,98 @@
         <w:rPr>
           <w:b/>
         </w:rPr>
-        <w:t>Exportações</w:t>
+        <w:t>Saídas:</w:t>
+      </w:r>
+      <w:r>
+        <w:rPr>
+          <w:b w:val="0"/>
+        </w:rPr>
+        <w:t xml:space="preserve"> Excel para conferência, PDF de resumo e CSV para importação no CMFlex.</w:t>
       </w:r>
     </w:p>
     <w:p>
-      <w:pPr>
-        <w:pStyle w:val="ListBullet"/>
-      </w:pPr>
+      <w:r>
+        <w:rPr>
+          <w:b w:val="0"/>
+        </w:rPr>
+        <w:t>Antes de importar o CSV, confira empresa, competência, contas, centros de custo e totais.</w:t>
+      </w:r>
+    </w:p>
+    <w:p>
+      <w:pPr>
+        <w:pStyle w:val="Heading2"/>
+      </w:pPr>
+      <w:r>
+        <w:t>4.4 Cupons Emitidos x Conta do Hóspede</w:t>
+      </w:r>
+    </w:p>
+    <w:p>
       <w:r>
         <w:rPr>
           <w:b/>
         </w:rPr>
-        <w:t>Excel:</w:t>
+        <w:t>O que faz:</w:t>
       </w:r>
       <w:r>
         <w:rPr>
           <w:b w:val="0"/>
         </w:rPr>
-        <w:t xml:space="preserve"> arquivo de conferência com resumo e saídas separadas.</w:t>
+        <w:t xml:space="preserve"> verifica se os cupons emitidos foram lançados e cobrados na conta do hóspede.</w:t>
       </w:r>
     </w:p>
     <w:p>
-      <w:pPr>
-        <w:pStyle w:val="ListBullet"/>
-      </w:pPr>
       <w:r>
         <w:rPr>
           <w:b/>
         </w:rPr>
-        <w:t>CSV:</w:t>
-      </w:r>
+        <w:t>Selecione:</w:t>
+      </w:r>
+    </w:p>
+    <w:p>
+      <w:pPr>
+        <w:pStyle w:val="ListBullet"/>
+      </w:pPr>
       <w:r>
         <w:rPr>
           <w:b w:val="0"/>
         </w:rPr>
-        <w:t xml:space="preserve"> arquivo no formato aceito pelo CMFlex.</w:t>
+        <w:t>BI PDV;</w:t>
       </w:r>
     </w:p>
     <w:p>
       <w:pPr>
         <w:pStyle w:val="ListBullet"/>
       </w:pPr>
+      <w:r>
+        <w:rPr>
+          <w:b w:val="0"/>
+        </w:rPr>
+        <w:t>Journal do Opera;</w:t>
+      </w:r>
+    </w:p>
+    <w:p>
+      <w:pPr>
+        <w:pStyle w:val="ListBullet"/>
+      </w:pPr>
+      <w:r>
+        <w:rPr>
+          <w:b w:val="0"/>
+        </w:rPr>
+        <w:t>planilha de de/para.</w:t>
+      </w:r>
+    </w:p>
+    <w:p>
       <w:r>
         <w:rPr>
           <w:b/>
         </w:rPr>
-        <w:t>PDF:</w:t>
+        <w:t>Como ler:</w:t>
       </w:r>
       <w:r>
         <w:rPr>
           <w:b w:val="0"/>
         </w:rPr>
-        <w:t xml:space="preserve"> resumo da folha processada.</w:t>
+        <w:t xml:space="preserve"> a tabela mostra cupom, data, hóspede, valor emitido, valor cobrado e o motivo de uma possível pendência.</w:t>
       </w:r>
     </w:p>
     <w:p>
@@ -1121,31 +1020,19 @@
         <w:rPr>
           <w:b w:val="0"/>
         </w:rPr>
-        <w:t>Antes de importar o CSV, confira a competência, as contas, os centros de custo e o total dos lançamentos.</w:t>
-      </w:r>
-    </w:p>
-    <w:p>
-      <w:pPr>
-        <w:pStyle w:val="Heading2"/>
-      </w:pPr>
-      <w:r>
-        <w:t>5.4 Cupons Emitidos x Conta do Hóspede</w:t>
-      </w:r>
-    </w:p>
-    <w:p>
+        <w:t xml:space="preserve">Se aparecer </w:t>
+      </w:r>
       <w:r>
         <w:rPr>
           <w:b/>
         </w:rPr>
-        <w:t>Finalidade</w:t>
-      </w:r>
-    </w:p>
-    <w:p>
+        <w:t>período incompleto</w:t>
+      </w:r>
       <w:r>
         <w:rPr>
           <w:b w:val="0"/>
         </w:rPr>
-        <w:t>Verificar se os cupons emitidos pelo ponto de venda constam no Journal e foram cobrados na conta do hóspede.</w:t>
+        <w:t>, o Journal não possui todas as datas dos cupons. Gere o Journal novamente com o período correto.</w:t>
       </w:r>
     </w:p>
     <w:p>
@@ -1153,29 +1040,43 @@
         <w:rPr>
           <w:b/>
         </w:rPr>
-        <w:t>Arquivos necessários</w:t>
-      </w:r>
-    </w:p>
-    <w:p>
-      <w:pPr>
-        <w:pStyle w:val="ListBullet"/>
-      </w:pPr>
+        <w:t>Saídas:</w:t>
+      </w:r>
       <w:r>
         <w:rPr>
           <w:b w:val="0"/>
         </w:rPr>
-        <w:t>BI PDV.</w:t>
+        <w:t xml:space="preserve"> Excel detalhado e PDF de resumo.</w:t>
       </w:r>
     </w:p>
     <w:p>
       <w:pPr>
-        <w:pStyle w:val="ListBullet"/>
-      </w:pPr>
+        <w:pStyle w:val="Heading2"/>
+      </w:pPr>
+      <w:r>
+        <w:t>4.5 RPS de Serviços Prestados</w:t>
+      </w:r>
+    </w:p>
+    <w:p>
+      <w:r>
+        <w:rPr>
+          <w:b/>
+        </w:rPr>
+        <w:t>O que faz:</w:t>
+      </w:r>
       <w:r>
         <w:rPr>
           <w:b w:val="0"/>
         </w:rPr>
-        <w:t>Journal do Opera.</w:t>
+        <w:t xml:space="preserve"> verifica se os RPS encerrados no Opera chegaram ao Fiscal do CMFlex e foram emitidos na Prefeitura.</w:t>
+      </w:r>
+    </w:p>
+    <w:p>
+      <w:r>
+        <w:rPr>
+          <w:b/>
+        </w:rPr>
+        <w:t>Selecione:</w:t>
       </w:r>
     </w:p>
     <w:p>
@@ -1186,7 +1087,29 @@
         <w:rPr>
           <w:b w:val="0"/>
         </w:rPr>
-        <w:t>Planilha de de/para.</w:t>
+        <w:t>XML de encerramentos do Opera;</w:t>
+      </w:r>
+    </w:p>
+    <w:p>
+      <w:pPr>
+        <w:pStyle w:val="ListBullet"/>
+      </w:pPr>
+      <w:r>
+        <w:rPr>
+          <w:b w:val="0"/>
+        </w:rPr>
+        <w:t>relatório Fiscal do CMFlex;</w:t>
+      </w:r>
+    </w:p>
+    <w:p>
+      <w:pPr>
+        <w:pStyle w:val="ListBullet"/>
+      </w:pPr>
+      <w:r>
+        <w:rPr>
+          <w:b w:val="0"/>
+        </w:rPr>
+        <w:t>relatório da Prefeitura.</w:t>
       </w:r>
     </w:p>
     <w:p>
@@ -1194,31 +1117,25 @@
         <w:rPr>
           <w:b/>
         </w:rPr>
-        <w:t>Como interpretar</w:t>
-      </w:r>
-    </w:p>
-    <w:p>
+        <w:t>Como ler:</w:t>
+      </w:r>
       <w:r>
         <w:rPr>
           <w:b w:val="0"/>
         </w:rPr>
-        <w:t>O resumo compara o total do BI/PDV com o total localizado nas contas. A tabela informa cupom, data, quarto, hóspede, valor emitido, valor cobrado e motivo da pendência.</w:t>
-      </w:r>
-    </w:p>
-    <w:p>
+        <w:t xml:space="preserve"> a tabela compara o RPS e o valor nas três fontes. A coluna </w:t>
+      </w:r>
+      <w:r>
+        <w:rPr>
+          <w:b/>
+        </w:rPr>
+        <w:t>Explicação</w:t>
+      </w:r>
       <w:r>
         <w:rPr>
           <w:b w:val="0"/>
         </w:rPr>
-        <w:t>Um registro marcado como período incompleto indica que o Journal selecionado não cobre a data do cupom. Nesse caso, gere o Journal para o período correto antes de confirmar uma divergência.</w:t>
-      </w:r>
-    </w:p>
-    <w:p>
-      <w:r>
-        <w:rPr>
-          <w:b/>
-        </w:rPr>
-        <w:t>Exportações</w:t>
+        <w:t xml:space="preserve"> informa claramente o motivo de cada pendência.</w:t>
       </w:r>
     </w:p>
     <w:p>
@@ -1226,96 +1143,7 @@
         <w:rPr>
           <w:b w:val="0"/>
         </w:rPr>
-        <w:t>Excel detalhado e PDF de resumo.</w:t>
-      </w:r>
-    </w:p>
-    <w:p>
-      <w:pPr>
-        <w:pStyle w:val="Heading2"/>
-      </w:pPr>
-      <w:r>
-        <w:t>5.5 RPS de Serviços Prestados</w:t>
-      </w:r>
-    </w:p>
-    <w:p>
-      <w:r>
-        <w:rPr>
-          <w:b/>
-        </w:rPr>
-        <w:t>Finalidade</w:t>
-      </w:r>
-    </w:p>
-    <w:p>
-      <w:r>
-        <w:rPr>
-          <w:b w:val="0"/>
-        </w:rPr>
-        <w:t>Verificar se os RPS encerrados no Opera integraram no Fiscal do CMFlex e foram emitidos na Prefeitura.</w:t>
-      </w:r>
-    </w:p>
-    <w:p>
-      <w:r>
-        <w:rPr>
-          <w:b/>
-        </w:rPr>
-        <w:t>Arquivos necessários</w:t>
-      </w:r>
-    </w:p>
-    <w:p>
-      <w:pPr>
-        <w:pStyle w:val="ListBullet"/>
-      </w:pPr>
-      <w:r>
-        <w:rPr>
-          <w:b w:val="0"/>
-        </w:rPr>
-        <w:t>XML de encerramentos do Opera.</w:t>
-      </w:r>
-    </w:p>
-    <w:p>
-      <w:pPr>
-        <w:pStyle w:val="ListBullet"/>
-      </w:pPr>
-      <w:r>
-        <w:rPr>
-          <w:b w:val="0"/>
-        </w:rPr>
-        <w:t>Planilha Fiscal do CMFlex.</w:t>
-      </w:r>
-    </w:p>
-    <w:p>
-      <w:pPr>
-        <w:pStyle w:val="ListBullet"/>
-      </w:pPr>
-      <w:r>
-        <w:rPr>
-          <w:b w:val="0"/>
-        </w:rPr>
-        <w:t>Planilha da Prefeitura.</w:t>
-      </w:r>
-    </w:p>
-    <w:p>
-      <w:r>
-        <w:rPr>
-          <w:b/>
-        </w:rPr>
-        <w:t>Como interpretar</w:t>
-      </w:r>
-    </w:p>
-    <w:p>
-      <w:r>
-        <w:rPr>
-          <w:b w:val="0"/>
-        </w:rPr>
-        <w:t>O painel compara Opera × Fiscal e Fiscal × Prefeitura. A tabela apresenta o RPS, a data, o tomador, os valores das três fontes, a NFS-e e a explicação do resultado.</w:t>
-      </w:r>
-    </w:p>
-    <w:p>
-      <w:r>
-        <w:rPr>
-          <w:b w:val="0"/>
-        </w:rPr>
-        <w:t xml:space="preserve">Registros posteriores à última data do relatório Fiscal aparecem como </w:t>
+        <w:t xml:space="preserve">Se aparecer </w:t>
       </w:r>
       <w:r>
         <w:rPr>
@@ -1327,7 +1155,7 @@
         <w:rPr>
           <w:b w:val="0"/>
         </w:rPr>
-        <w:t>. Eles devem ser reavaliados com um relatório Fiscal atualizado antes de serem tratados como erro de integração.</w:t>
+        <w:t>, gere um relatório Fiscal que inclua a data indicada antes de considerar o registro como erro.</w:t>
       </w:r>
     </w:p>
     <w:p>
@@ -1335,15 +1163,13 @@
         <w:rPr>
           <w:b/>
         </w:rPr>
-        <w:t>Exportações</w:t>
-      </w:r>
-    </w:p>
-    <w:p>
+        <w:t>Saídas:</w:t>
+      </w:r>
       <w:r>
         <w:rPr>
           <w:b w:val="0"/>
         </w:rPr>
-        <w:t>Excel detalhado e PDF com resumo e registros que exigem atenção.</w:t>
+        <w:t xml:space="preserve"> Excel detalhado e PDF de resumo.</w:t>
       </w:r>
     </w:p>
     <w:p>
@@ -1351,7 +1177,7 @@
         <w:pStyle w:val="Heading2"/>
       </w:pPr>
       <w:r>
-        <w:t>5.6 Relatório de Notas de Débito</w:t>
+        <w:t>4.6 Relatório de Notas de Débito</w:t>
       </w:r>
     </w:p>
     <w:p>
@@ -1359,15 +1185,13 @@
         <w:rPr>
           <w:b/>
         </w:rPr>
-        <w:t>Finalidade</w:t>
-      </w:r>
-    </w:p>
-    <w:p>
+        <w:t>O que faz:</w:t>
+      </w:r>
       <w:r>
         <w:rPr>
           <w:b w:val="0"/>
         </w:rPr>
-        <w:t>Consolidar informações de notas de débito em um único relatório.</w:t>
+        <w:t xml:space="preserve"> reúne as notas de débito em um relatório único e organizado.</w:t>
       </w:r>
     </w:p>
     <w:p>
@@ -1375,15 +1199,13 @@
         <w:rPr>
           <w:b/>
         </w:rPr>
-        <w:t>Arquivos necessários</w:t>
-      </w:r>
-    </w:p>
-    <w:p>
+        <w:t>Selecione:</w:t>
+      </w:r>
       <w:r>
         <w:rPr>
           <w:b w:val="0"/>
         </w:rPr>
-        <w:t>Uma ou mais planilhas de notas de débito.</w:t>
+        <w:t xml:space="preserve"> uma ou mais planilhas de notas de débito.</w:t>
       </w:r>
     </w:p>
     <w:p>
@@ -1391,15 +1213,13 @@
         <w:rPr>
           <w:b/>
         </w:rPr>
-        <w:t>Como interpretar</w:t>
-      </w:r>
-    </w:p>
-    <w:p>
+        <w:t>Como ler:</w:t>
+      </w:r>
       <w:r>
         <w:rPr>
           <w:b w:val="0"/>
         </w:rPr>
-        <w:t>O resultado reúne hotel, comprador, número da nota, emissão, item e valor. Utilize a pesquisa para localizar uma nota ou comprador específico.</w:t>
+        <w:t xml:space="preserve"> confira hotel, comprador, número da nota, emissão, item e valor. Use a pesquisa para localizar uma nota específica.</w:t>
       </w:r>
     </w:p>
     <w:p>
@@ -1407,15 +1227,13 @@
         <w:rPr>
           <w:b/>
         </w:rPr>
-        <w:t>Exportações</w:t>
-      </w:r>
-    </w:p>
-    <w:p>
+        <w:t>Saídas:</w:t>
+      </w:r>
       <w:r>
         <w:rPr>
           <w:b w:val="0"/>
         </w:rPr>
-        <w:t>Excel detalhado e PDF.</w:t>
+        <w:t xml:space="preserve"> Excel e PDF.</w:t>
       </w:r>
     </w:p>
     <w:p>
@@ -1423,7 +1241,7 @@
         <w:pStyle w:val="Heading2"/>
       </w:pPr>
       <w:r>
-        <w:t>5.7 Notas Fiscais de Entrada em Atraso</w:t>
+        <w:t>4.7 Notas Fiscais de Entrada em Atraso</w:t>
       </w:r>
     </w:p>
     <w:p>
@@ -1431,15 +1249,13 @@
         <w:rPr>
           <w:b/>
         </w:rPr>
-        <w:t>Finalidade</w:t>
-      </w:r>
-    </w:p>
-    <w:p>
+        <w:t>O que faz:</w:t>
+      </w:r>
       <w:r>
         <w:rPr>
           <w:b w:val="0"/>
         </w:rPr>
-        <w:t>Conferir o tempo entre a emissão da nota fiscal de mercadoria e a entrada da nota no hotel.</w:t>
+        <w:t xml:space="preserve"> calcula o tempo entre a emissão da nota de mercadoria e sua entrada no hotel.</w:t>
       </w:r>
     </w:p>
     <w:p>
@@ -1447,7 +1263,7 @@
         <w:rPr>
           <w:b/>
         </w:rPr>
-        <w:t>Arquivos necessários</w:t>
+        <w:t>Selecione:</w:t>
       </w:r>
     </w:p>
     <w:p>
@@ -1458,7 +1274,7 @@
         <w:rPr>
           <w:b w:val="0"/>
         </w:rPr>
-        <w:t>Manifesto de notas.</w:t>
+        <w:t>Manifesto de notas;</w:t>
       </w:r>
     </w:p>
     <w:p>
@@ -1477,7 +1293,7 @@
         <w:rPr>
           <w:b/>
         </w:rPr>
-        <w:t>Regras de prazo</w:t>
+        <w:t>Prazos usados:</w:t>
       </w:r>
     </w:p>
     <w:p>
@@ -1488,7 +1304,7 @@
         <w:rPr>
           <w:b w:val="0"/>
         </w:rPr>
-        <w:t>Notas do Ceará: atraso a partir de 11 dias.</w:t>
+        <w:t>Ceará: atraso a partir de 11 dias;</w:t>
       </w:r>
     </w:p>
     <w:p>
@@ -1499,7 +1315,7 @@
         <w:rPr>
           <w:b w:val="0"/>
         </w:rPr>
-        <w:t>Notas de outros estados: atraso a partir de 30 dias.</w:t>
+        <w:t>outros estados: atraso a partir de 30 dias.</w:t>
       </w:r>
     </w:p>
     <w:p>
@@ -1507,15 +1323,13 @@
         <w:rPr>
           <w:b/>
         </w:rPr>
-        <w:t>Como interpretar</w:t>
-      </w:r>
-    </w:p>
-    <w:p>
+        <w:t>Como ler:</w:t>
+      </w:r>
       <w:r>
         <w:rPr>
           <w:b w:val="0"/>
         </w:rPr>
-        <w:t>A tabela informa chave, empresa, fornecedor, estado, emissão, entrada, dias transcorridos, limite e situação. Notas não localizadas ou sem datas completas devem ser verificadas nas fontes originais.</w:t>
+        <w:t xml:space="preserve"> a tabela mostra emissão, entrada, quantidade de dias, prazo permitido e situação. Notas sem data ou não localizadas precisam ser verificadas nas planilhas originais.</w:t>
       </w:r>
     </w:p>
     <w:p>
@@ -1523,15 +1337,13 @@
         <w:rPr>
           <w:b/>
         </w:rPr>
-        <w:t>Exportações</w:t>
-      </w:r>
-    </w:p>
-    <w:p>
+        <w:t>Saídas:</w:t>
+      </w:r>
       <w:r>
         <w:rPr>
           <w:b w:val="0"/>
         </w:rPr>
-        <w:t>Excel detalhado e PDF de resumo.</w:t>
+        <w:t xml:space="preserve"> Excel detalhado e PDF de resumo.</w:t>
       </w:r>
     </w:p>
     <w:p>
@@ -1539,7 +1351,7 @@
         <w:pStyle w:val="Heading2"/>
       </w:pPr>
       <w:r>
-        <w:t>5.8 Conferência dos Cupons</w:t>
+        <w:t>4.8 Conferência dos Cupons</w:t>
       </w:r>
     </w:p>
     <w:p>
@@ -1547,15 +1359,13 @@
         <w:rPr>
           <w:b/>
         </w:rPr>
-        <w:t>Finalidade</w:t>
-      </w:r>
-    </w:p>
-    <w:p>
+        <w:t>O que faz:</w:t>
+      </w:r>
       <w:r>
         <w:rPr>
           <w:b w:val="0"/>
         </w:rPr>
-        <w:t>Verificar se os documentos do Simphony integraram no Fiscal do CMFlex e constam na SEFAZ.</w:t>
+        <w:t xml:space="preserve"> verifica se cupons e notas do Simphony chegaram ao Fiscal do CMFlex e à SEFAZ.</w:t>
       </w:r>
     </w:p>
     <w:p>
@@ -1563,7 +1373,7 @@
         <w:rPr>
           <w:b/>
         </w:rPr>
-        <w:t>Arquivos necessários</w:t>
+        <w:t>Selecione:</w:t>
       </w:r>
     </w:p>
     <w:p>
@@ -1574,7 +1384,7 @@
         <w:rPr>
           <w:b w:val="0"/>
         </w:rPr>
-        <w:t>Simphony.</w:t>
+        <w:t>relatório do Simphony;</w:t>
       </w:r>
     </w:p>
     <w:p>
@@ -1585,7 +1395,7 @@
         <w:rPr>
           <w:b w:val="0"/>
         </w:rPr>
-        <w:t>Fiscal do CMFlex.</w:t>
+        <w:t>relatório Fiscal do CMFlex;</w:t>
       </w:r>
     </w:p>
     <w:p>
@@ -1596,7 +1406,7 @@
         <w:rPr>
           <w:b w:val="0"/>
         </w:rPr>
-        <w:t>SEFAZ.</w:t>
+        <w:t>relatório da SEFAZ.</w:t>
       </w:r>
     </w:p>
     <w:p>
@@ -1604,74 +1414,73 @@
         <w:rPr>
           <w:b/>
         </w:rPr>
-        <w:t>Como interpretar</w:t>
-      </w:r>
-    </w:p>
-    <w:p>
+        <w:t>Como ler:</w:t>
+      </w:r>
       <w:r>
         <w:rPr>
           <w:b w:val="0"/>
         </w:rPr>
-        <w:t>O painel compara Simphony × Fiscal e Fiscal × SEFAZ. A análise utiliza a chave fiscal, a data e o valor e distingue cupons NFC-e de notas NF-e.</w:t>
-      </w:r>
-    </w:p>
-    <w:p>
+        <w:t xml:space="preserve"> o HERMES compara chave, data e valor nas três fontes. A tabela diferencia </w:t>
+      </w:r>
+      <w:r>
+        <w:rPr>
+          <w:b/>
+        </w:rPr>
+        <w:t>Cupom (NFC-e)</w:t>
+      </w:r>
       <w:r>
         <w:rPr>
           <w:b w:val="0"/>
         </w:rPr>
-        <w:t>O Excel exportado possui abas específicas:</w:t>
-      </w:r>
-    </w:p>
-    <w:p>
-      <w:pPr>
-        <w:pStyle w:val="ListBullet"/>
-      </w:pPr>
+        <w:t xml:space="preserve"> de </w:t>
+      </w:r>
       <w:r>
         <w:rPr>
           <w:b/>
         </w:rPr>
-        <w:t>Conciliação:</w:t>
+        <w:t>Nota (NF-e)</w:t>
       </w:r>
       <w:r>
         <w:rPr>
           <w:b w:val="0"/>
         </w:rPr>
-        <w:t xml:space="preserve"> todos os documentos.</w:t>
+        <w:t xml:space="preserve"> e informa onde o documento está ausente ou diferente.</w:t>
       </w:r>
     </w:p>
     <w:p>
-      <w:pPr>
-        <w:pStyle w:val="ListBullet"/>
-      </w:pPr>
       <w:r>
         <w:rPr>
           <w:b/>
         </w:rPr>
-        <w:t>Cupons_NFCe:</w:t>
+        <w:t>Saídas:</w:t>
       </w:r>
       <w:r>
         <w:rPr>
           <w:b w:val="0"/>
         </w:rPr>
-        <w:t xml:space="preserve"> somente cupons.</w:t>
+        <w:t xml:space="preserve"> Excel detalhado e PDF de resumo. No Excel, cupons e notas também ficam em abas separadas.</w:t>
       </w:r>
     </w:p>
     <w:p>
       <w:pPr>
-        <w:pStyle w:val="ListBullet"/>
-      </w:pPr>
+        <w:pStyle w:val="Heading2"/>
+      </w:pPr>
+      <w:r>
+        <w:t>4.9 Notas de Serviços Tomados</w:t>
+      </w:r>
+    </w:p>
+    <w:p>
       <w:r>
         <w:rPr>
           <w:b/>
         </w:rPr>
-        <w:t>Notas_NFe:</w:t>
+        <w:t>O que faz:</w:t>
       </w:r>
       <w:r>
         <w:rPr>
           <w:b w:val="0"/>
         </w:rPr>
-        <w:t xml:space="preserve"> somente notas.</w:t>
+        <w:t xml:space="preserve"> verifica se as notas recebidas estão no CAP, pertencem ao hotel correto, foram aprovadas no BPM e possuem o ISS correto.</w:t>
       </w:r>
     </w:p>
     <w:p>
@@ -1679,23 +1488,48 @@
         <w:rPr>
           <w:b/>
         </w:rPr>
-        <w:t>Exportações</w:t>
+        <w:t>Selecione:</w:t>
       </w:r>
     </w:p>
     <w:p>
+      <w:pPr>
+        <w:pStyle w:val="ListBullet"/>
+      </w:pPr>
       <w:r>
         <w:rPr>
           <w:b w:val="0"/>
         </w:rPr>
-        <w:t>Excel detalhado e PDF de resumo.</w:t>
+        <w:t>relatório do CAP;</w:t>
       </w:r>
     </w:p>
     <w:p>
       <w:pPr>
-        <w:pStyle w:val="Heading2"/>
-      </w:pPr>
-      <w:r>
-        <w:t>5.9 Notas de Serviços Tomados</w:t>
+        <w:pStyle w:val="ListBullet"/>
+      </w:pPr>
+      <w:r>
+        <w:rPr>
+          <w:b w:val="0"/>
+        </w:rPr>
+        <w:t>relatório do Portal Nacional;</w:t>
+      </w:r>
+    </w:p>
+    <w:p>
+      <w:pPr>
+        <w:pStyle w:val="ListBullet"/>
+      </w:pPr>
+      <w:r>
+        <w:rPr>
+          <w:b w:val="0"/>
+        </w:rPr>
+        <w:t>relatórios de Prefeitura ou ISS usados pelo hotel.</w:t>
+      </w:r>
+    </w:p>
+    <w:p>
+      <w:r>
+        <w:rPr>
+          <w:b w:val="0"/>
+        </w:rPr>
+        <w:t>A quantidade de arquivos pode mudar conforme o hotel e o município.</w:t>
       </w:r>
     </w:p>
     <w:p>
@@ -1703,72 +1537,7 @@
         <w:rPr>
           <w:b/>
         </w:rPr>
-        <w:t>Finalidade</w:t>
-      </w:r>
-    </w:p>
-    <w:p>
-      <w:r>
-        <w:rPr>
-          <w:b w:val="0"/>
-        </w:rPr>
-        <w:t>Conferir notas de serviços recebidas, sua escrituração no CAP, o hotel correspondente, a aprovação no BPM e o ISS retido.</w:t>
-      </w:r>
-    </w:p>
-    <w:p>
-      <w:r>
-        <w:rPr>
-          <w:b/>
-        </w:rPr>
-        <w:t>Arquivos necessários</w:t>
-      </w:r>
-    </w:p>
-    <w:p>
-      <w:pPr>
-        <w:pStyle w:val="ListBullet"/>
-      </w:pPr>
-      <w:r>
-        <w:rPr>
-          <w:b w:val="0"/>
-        </w:rPr>
-        <w:t>Relatório do CAP.</w:t>
-      </w:r>
-    </w:p>
-    <w:p>
-      <w:pPr>
-        <w:pStyle w:val="ListBullet"/>
-      </w:pPr>
-      <w:r>
-        <w:rPr>
-          <w:b w:val="0"/>
-        </w:rPr>
-        <w:t>Portal Nacional.</w:t>
-      </w:r>
-    </w:p>
-    <w:p>
-      <w:pPr>
-        <w:pStyle w:val="ListBullet"/>
-      </w:pPr>
-      <w:r>
-        <w:rPr>
-          <w:b w:val="0"/>
-        </w:rPr>
-        <w:t>Relatórios de Prefeitura e ISS aplicáveis ao hotel analisado.</w:t>
-      </w:r>
-    </w:p>
-    <w:p>
-      <w:r>
-        <w:rPr>
-          <w:b w:val="0"/>
-        </w:rPr>
-        <w:t>A quantidade de arquivos pode variar conforme o município e o processo realizado.</w:t>
-      </w:r>
-    </w:p>
-    <w:p>
-      <w:r>
-        <w:rPr>
-          <w:b/>
-        </w:rPr>
-        <w:t>Como interpretar</w:t>
+        <w:t>Como ler:</w:t>
       </w:r>
     </w:p>
     <w:p>
@@ -1785,7 +1554,7 @@
         <w:rPr>
           <w:b w:val="0"/>
         </w:rPr>
-        <w:t xml:space="preserve"> documento localizado com as informações esperadas.</w:t>
+        <w:t xml:space="preserve"> nota localizada com as informações corretas;</w:t>
       </w:r>
     </w:p>
     <w:p>
@@ -1802,7 +1571,7 @@
         <w:rPr>
           <w:b w:val="0"/>
         </w:rPr>
-        <w:t xml:space="preserve"> nota encontrada em fonte externa, mas não localizada no CAP.</w:t>
+        <w:t xml:space="preserve"> nota externa não encontrada no CAP;</w:t>
       </w:r>
     </w:p>
     <w:p>
@@ -1819,7 +1588,7 @@
         <w:rPr>
           <w:b w:val="0"/>
         </w:rPr>
-        <w:t xml:space="preserve"> BPM ainda não aprovado.</w:t>
+        <w:t xml:space="preserve"> BPM ainda não aprovado;</w:t>
       </w:r>
     </w:p>
     <w:p>
@@ -1836,7 +1605,7 @@
         <w:rPr>
           <w:b w:val="0"/>
         </w:rPr>
-        <w:t xml:space="preserve"> o hotel indicado no CAP não corresponde ao processo analisado.</w:t>
+        <w:t xml:space="preserve"> hotel do CAP diferente do hotel analisado;</w:t>
       </w:r>
     </w:p>
     <w:p>
@@ -1853,7 +1622,7 @@
         <w:rPr>
           <w:b w:val="0"/>
         </w:rPr>
-        <w:t xml:space="preserve"> valor da Prefeitura diferente do valor registrado no CAP.</w:t>
+        <w:t xml:space="preserve"> ISS da Prefeitura diferente do ISS do CAP.</w:t>
       </w:r>
     </w:p>
     <w:p>
@@ -1861,7 +1630,7 @@
         <w:rPr>
           <w:b w:val="0"/>
         </w:rPr>
-        <w:t>O prestador pode aparecer com o CNPJ junto ao nome; o sistema trata essa informação durante a conferência.</w:t>
+        <w:t>O ISS é comparado somente entre Prefeitura e CAP.</w:t>
       </w:r>
     </w:p>
     <w:p>
@@ -1869,15 +1638,13 @@
         <w:rPr>
           <w:b/>
         </w:rPr>
-        <w:t>Exportações</w:t>
-      </w:r>
-    </w:p>
-    <w:p>
+        <w:t>Saídas:</w:t>
+      </w:r>
       <w:r>
         <w:rPr>
           <w:b w:val="0"/>
         </w:rPr>
-        <w:t>Excel detalhado e PDF de resumo.</w:t>
+        <w:t xml:space="preserve"> Excel detalhado e PDF de resumo.</w:t>
       </w:r>
     </w:p>
     <w:p>
@@ -1885,7 +1652,7 @@
         <w:pStyle w:val="Heading2"/>
       </w:pPr>
       <w:r>
-        <w:t>5.10 Conferência do Contas a Receber</w:t>
+        <w:t>4.10 Conferência do Contas a Receber</w:t>
       </w:r>
     </w:p>
     <w:p>
@@ -1893,15 +1660,13 @@
         <w:rPr>
           <w:b/>
         </w:rPr>
-        <w:t>Finalidade</w:t>
-      </w:r>
-    </w:p>
-    <w:p>
+        <w:t>O que faz:</w:t>
+      </w:r>
       <w:r>
         <w:rPr>
           <w:b w:val="0"/>
         </w:rPr>
-        <w:t>Verificar clientes a receber, notas a faturar e comissões comparando os relatórios operacionais, financeiros e contábeis.</w:t>
+        <w:t xml:space="preserve"> confere clientes, notas a faturar e comissões entre Financeiro e Contabilidade.</w:t>
       </w:r>
     </w:p>
     <w:p>
@@ -1909,7 +1674,7 @@
         <w:rPr>
           <w:b/>
         </w:rPr>
-        <w:t>Arquivos necessários</w:t>
+        <w:t>Selecione:</w:t>
       </w:r>
     </w:p>
     <w:p>
@@ -1920,7 +1685,7 @@
         <w:rPr>
           <w:b w:val="0"/>
         </w:rPr>
-        <w:t>Balancete por subcontas.</w:t>
+        <w:t>Balancete por subcontas;</w:t>
       </w:r>
     </w:p>
     <w:p>
@@ -1931,7 +1696,7 @@
         <w:rPr>
           <w:b w:val="0"/>
         </w:rPr>
-        <w:t>Posição por cliente.</w:t>
+        <w:t>Posição por cliente;</w:t>
       </w:r>
     </w:p>
     <w:p>
@@ -1942,7 +1707,7 @@
         <w:rPr>
           <w:b w:val="0"/>
         </w:rPr>
-        <w:t>Borderô de lançamento.</w:t>
+        <w:t>Borderô de lançamento;</w:t>
       </w:r>
     </w:p>
     <w:p>
@@ -1953,7 +1718,7 @@
         <w:rPr>
           <w:b w:val="0"/>
         </w:rPr>
-        <w:t>Razão de notas a faturar.</w:t>
+        <w:t>Razão de notas a faturar;</w:t>
       </w:r>
     </w:p>
     <w:p>
@@ -1964,7 +1729,7 @@
         <w:rPr>
           <w:b w:val="0"/>
         </w:rPr>
-        <w:t>Agregados lançados.</w:t>
+        <w:t>Agregados lançados;</w:t>
       </w:r>
     </w:p>
     <w:p>
@@ -1983,15 +1748,13 @@
         <w:rPr>
           <w:b/>
         </w:rPr>
-        <w:t>Como interpretar</w:t>
-      </w:r>
-    </w:p>
-    <w:p>
+        <w:t>Como ler:</w:t>
+      </w:r>
       <w:r>
         <w:rPr>
           <w:b w:val="0"/>
         </w:rPr>
-        <w:t>O resumo apresenta três comparações:</w:t>
+        <w:t xml:space="preserve"> o resumo apresenta três verificações separadas:</w:t>
       </w:r>
     </w:p>
     <w:p>
@@ -2008,7 +1771,7 @@
         <w:rPr>
           <w:b w:val="0"/>
         </w:rPr>
-        <w:t xml:space="preserve"> Balancete × Posição por cliente.</w:t>
+        <w:t xml:space="preserve"> Balancete x Posição por cliente;</w:t>
       </w:r>
     </w:p>
     <w:p>
@@ -2025,7 +1788,7 @@
         <w:rPr>
           <w:b w:val="0"/>
         </w:rPr>
-        <w:t xml:space="preserve"> Borderô × Razão a faturar.</w:t>
+        <w:t xml:space="preserve"> Borderô x Razão a faturar;</w:t>
       </w:r>
     </w:p>
     <w:p>
@@ -2042,7 +1805,7 @@
         <w:rPr>
           <w:b w:val="0"/>
         </w:rPr>
-        <w:t xml:space="preserve"> Agregados lançados × Razão.</w:t>
+        <w:t xml:space="preserve"> Agregados x Razão.</w:t>
       </w:r>
     </w:p>
     <w:p>
@@ -2050,7 +1813,7 @@
         <w:rPr>
           <w:b w:val="0"/>
         </w:rPr>
-        <w:t>A tabela permite verificar individualmente os clientes e as contas que formam a diferença.</w:t>
+        <w:t>A tabela mostra quais clientes ou contas formam cada diferença.</w:t>
       </w:r>
     </w:p>
     <w:p>
@@ -2058,15 +1821,13 @@
         <w:rPr>
           <w:b/>
         </w:rPr>
-        <w:t>Exportações</w:t>
-      </w:r>
-    </w:p>
-    <w:p>
+        <w:t>Saídas:</w:t>
+      </w:r>
       <w:r>
         <w:rPr>
           <w:b w:val="0"/>
         </w:rPr>
-        <w:t>Excel detalhado e PDF de resumo.</w:t>
+        <w:t xml:space="preserve"> Excel detalhado e PDF de resumo.</w:t>
       </w:r>
     </w:p>
     <w:p>
@@ -2074,7 +1835,7 @@
         <w:pStyle w:val="Heading2"/>
       </w:pPr>
       <w:r>
-        <w:t>5.11 Conferência do Contas a Pagar</w:t>
+        <w:t>4.11 Conferência do Contas a Pagar</w:t>
       </w:r>
     </w:p>
     <w:p>
@@ -2082,15 +1843,13 @@
         <w:rPr>
           <w:b/>
         </w:rPr>
-        <w:t>Finalidade</w:t>
-      </w:r>
-    </w:p>
-    <w:p>
+        <w:t>O que faz:</w:t>
+      </w:r>
       <w:r>
         <w:rPr>
           <w:b w:val="0"/>
         </w:rPr>
-        <w:t>Verificar se fornecedores, adiantamentos e impostos em aberto coincidem entre Financeiro e Contabilidade.</w:t>
+        <w:t xml:space="preserve"> confere fornecedores, adiantamentos e impostos entre Financeiro e Contabilidade.</w:t>
       </w:r>
     </w:p>
     <w:p>
@@ -2098,7 +1857,7 @@
         <w:rPr>
           <w:b/>
         </w:rPr>
-        <w:t>Arquivos necessários</w:t>
+        <w:t>Selecione:</w:t>
       </w:r>
     </w:p>
     <w:p>
@@ -2109,7 +1868,7 @@
         <w:rPr>
           <w:b w:val="0"/>
         </w:rPr>
-        <w:t>Balancete com subcontas de fornecedores.</w:t>
+        <w:t>Balancete de fornecedores;</w:t>
       </w:r>
     </w:p>
     <w:p>
@@ -2120,7 +1879,7 @@
         <w:rPr>
           <w:b w:val="0"/>
         </w:rPr>
-        <w:t>Posição por fornecedor.</w:t>
+        <w:t>Posição por fornecedor;</w:t>
       </w:r>
     </w:p>
     <w:p>
@@ -2131,7 +1890,7 @@
         <w:rPr>
           <w:b w:val="0"/>
         </w:rPr>
-        <w:t>Adiantamentos em aberto.</w:t>
+        <w:t>Adiantamentos em aberto;</w:t>
       </w:r>
     </w:p>
     <w:p>
@@ -2142,7 +1901,7 @@
         <w:rPr>
           <w:b w:val="0"/>
         </w:rPr>
-        <w:t>Balancete com subcontas de adiantamentos.</w:t>
+        <w:t>Balancete de adiantamentos;</w:t>
       </w:r>
     </w:p>
     <w:p>
@@ -2153,29 +1912,7 @@
         <w:rPr>
           <w:b w:val="0"/>
         </w:rPr>
-        <w:t>Agregados lançados de IRRF.</w:t>
-      </w:r>
-    </w:p>
-    <w:p>
-      <w:pPr>
-        <w:pStyle w:val="ListBullet"/>
-      </w:pPr>
-      <w:r>
-        <w:rPr>
-          <w:b w:val="0"/>
-        </w:rPr>
-        <w:t>Agregados lançados de CSRF.</w:t>
-      </w:r>
-    </w:p>
-    <w:p>
-      <w:pPr>
-        <w:pStyle w:val="ListBullet"/>
-      </w:pPr>
-      <w:r>
-        <w:rPr>
-          <w:b w:val="0"/>
-        </w:rPr>
-        <w:t>Agregados lançados de ISS.</w:t>
+        <w:t>Agregados de IRRF, CSRF e ISS;</w:t>
       </w:r>
     </w:p>
     <w:p>
@@ -2194,23 +1931,35 @@
         <w:rPr>
           <w:b/>
         </w:rPr>
-        <w:t>Como interpretar</w:t>
-      </w:r>
-    </w:p>
-    <w:p>
+        <w:t>Como ler:</w:t>
+      </w:r>
       <w:r>
         <w:rPr>
           <w:b w:val="0"/>
         </w:rPr>
-        <w:t>O resumo apresenta separadamente Fornecedores, Adiantamentos, IRRF, CSRF e ISS. Para cada grupo são exibidos o total do Financeiro, o total da Contabilidade, a diferença e o resultado.</w:t>
+        <w:t xml:space="preserve"> o resumo mostra separadamente Fornecedores, Adiantamentos, IRRF, CSRF e ISS. Em cada grupo são exibidos os totais das duas fontes, a diferença e a situação.</w:t>
       </w:r>
     </w:p>
     <w:p>
+      <w:r>
+        <w:rPr>
+          <w:b/>
+        </w:rPr>
+        <w:t>Saídas:</w:t>
+      </w:r>
       <w:r>
         <w:rPr>
           <w:b w:val="0"/>
         </w:rPr>
-        <w:t>A tabela detalha os fornecedores e subcontas que compõem cada conferência.</w:t>
+        <w:t xml:space="preserve"> Excel detalhado e PDF de resumo.</w:t>
+      </w:r>
+    </w:p>
+    <w:p>
+      <w:pPr>
+        <w:pStyle w:val="Heading2"/>
+      </w:pPr>
+      <w:r>
+        <w:t>4.12 Custos da Mercadoria Vendida</w:t>
       </w:r>
     </w:p>
     <w:p>
@@ -2218,23 +1967,13 @@
         <w:rPr>
           <w:b/>
         </w:rPr>
-        <w:t>Exportações</w:t>
-      </w:r>
-    </w:p>
-    <w:p>
+        <w:t>O que faz:</w:t>
+      </w:r>
       <w:r>
         <w:rPr>
           <w:b w:val="0"/>
         </w:rPr>
-        <w:t>Excel detalhado e PDF de resumo.</w:t>
-      </w:r>
-    </w:p>
-    <w:p>
-      <w:pPr>
-        <w:pStyle w:val="Heading2"/>
-      </w:pPr>
-      <w:r>
-        <w:t>5.12 Custos da Mercadoria Vendida</w:t>
+        <w:t xml:space="preserve"> confere entradas de mercadorias e saldos de estoque entre CAP, Inventário e Contabilidade.</w:t>
       </w:r>
     </w:p>
     <w:p>
@@ -2242,23 +1981,18 @@
         <w:rPr>
           <w:b/>
         </w:rPr>
-        <w:t>Finalidade</w:t>
+        <w:t>Selecione:</w:t>
       </w:r>
     </w:p>
     <w:p>
+      <w:pPr>
+        <w:pStyle w:val="ListBullet"/>
+      </w:pPr>
       <w:r>
         <w:rPr>
           <w:b w:val="0"/>
         </w:rPr>
-        <w:t>Conferir as entradas de mercadorias e o saldo final dos estoques entre CAP, Inventário e Contabilidade.</w:t>
-      </w:r>
-    </w:p>
-    <w:p>
-      <w:r>
-        <w:rPr>
-          <w:b/>
-        </w:rPr>
-        <w:t>Arquivos necessários</w:t>
+        <w:t>Documentos lançados por tipo de desembolso;</w:t>
       </w:r>
     </w:p>
     <w:p>
@@ -2269,7 +2003,7 @@
         <w:rPr>
           <w:b w:val="0"/>
         </w:rPr>
-        <w:t>Documentos lançados por tipo de desembolso.</w:t>
+        <w:t>Razão Analítico das entradas de estoque;</w:t>
       </w:r>
     </w:p>
     <w:p>
@@ -2280,18 +2014,7 @@
         <w:rPr>
           <w:b w:val="0"/>
         </w:rPr>
-        <w:t>Razão Analítico das entradas de estoque.</w:t>
-      </w:r>
-    </w:p>
-    <w:p>
-      <w:pPr>
-        <w:pStyle w:val="ListBullet"/>
-      </w:pPr>
-      <w:r>
-        <w:rPr>
-          <w:b w:val="0"/>
-        </w:rPr>
-        <w:t>Inventário físico e financeiro.</w:t>
+        <w:t>Inventário físico e financeiro;</w:t>
       </w:r>
     </w:p>
     <w:p>
@@ -2310,15 +2033,7 @@
         <w:rPr>
           <w:b/>
         </w:rPr>
-        <w:t>Como interpretar</w:t>
-      </w:r>
-    </w:p>
-    <w:p>
-      <w:r>
-        <w:rPr>
-          <w:b w:val="0"/>
-        </w:rPr>
-        <w:t>O resumo apresenta duas comparações:</w:t>
+        <w:t>Como ler:</w:t>
       </w:r>
     </w:p>
     <w:p>
@@ -2335,7 +2050,7 @@
         <w:rPr>
           <w:b w:val="0"/>
         </w:rPr>
-        <w:t xml:space="preserve"> CAP × Contabilidade.</w:t>
+        <w:t xml:space="preserve"> compara CAP com Contabilidade;</w:t>
       </w:r>
     </w:p>
     <w:p>
@@ -2352,7 +2067,7 @@
         <w:rPr>
           <w:b w:val="0"/>
         </w:rPr>
-        <w:t xml:space="preserve"> Inventário × Contabilidade.</w:t>
+        <w:t xml:space="preserve"> compara Inventário com Contabilidade.</w:t>
       </w:r>
     </w:p>
     <w:p>
@@ -2360,7 +2075,7 @@
         <w:rPr>
           <w:b w:val="0"/>
         </w:rPr>
-        <w:t>A tabela detalha as contas ou grupos de estoque, os valores de cada fonte e a diferença encontrada.</w:t>
+        <w:t>A tabela mostra as contas ou grupos de estoque responsáveis pelas diferenças.</w:t>
       </w:r>
     </w:p>
     <w:p>
@@ -2368,15 +2083,13 @@
         <w:rPr>
           <w:b/>
         </w:rPr>
-        <w:t>Exportações</w:t>
-      </w:r>
-    </w:p>
-    <w:p>
+        <w:t>Saídas:</w:t>
+      </w:r>
       <w:r>
         <w:rPr>
           <w:b w:val="0"/>
         </w:rPr>
-        <w:t>Excel detalhado e PDF de resumo.</w:t>
+        <w:t xml:space="preserve"> Excel detalhado e PDF de resumo.</w:t>
       </w:r>
     </w:p>
     <w:p>
@@ -2384,7 +2097,7 @@
         <w:pStyle w:val="Heading1"/>
       </w:pPr>
       <w:r>
-        <w:t>6. Formatos de exportação</w:t>
+        <w:t>5. Qual arquivo exportar</w:t>
       </w:r>
     </w:p>
     <w:p>
@@ -2400,7 +2113,7 @@
         <w:rPr>
           <w:b w:val="0"/>
         </w:rPr>
-        <w:t>Indicado para conferência detalhada, aplicação de filtros, pesquisa, ordenação e arquivamento dos resultados.</w:t>
+        <w:t>Use quando precisar analisar todos os registros, aplicar filtros ou guardar o resultado detalhado.</w:t>
       </w:r>
     </w:p>
     <w:p>
@@ -2416,7 +2129,7 @@
         <w:rPr>
           <w:b w:val="0"/>
         </w:rPr>
-        <w:t>Indicado para consulta e compartilhamento do resumo da análise. Os PDFs apresentam somente títulos, informações essenciais, indicadores e tabelas.</w:t>
+        <w:t>Use quando precisar consultar ou compartilhar um resumo da conferência.</w:t>
       </w:r>
     </w:p>
     <w:p>
@@ -2432,23 +2145,7 @@
         <w:rPr>
           <w:b w:val="0"/>
         </w:rPr>
-        <w:t>Disponível na Folha de Pagamento para importação no CMFlex. O arquivo deve ser utilizado sem alterações que modifiquem a ordem das colunas, os separadores ou os zeros dos códigos.</w:t>
-      </w:r>
-    </w:p>
-    <w:p>
-      <w:pPr>
-        <w:pStyle w:val="Heading1"/>
-      </w:pPr>
-      <w:r>
-        <w:t>7. Mensagens e situações comuns</w:t>
-      </w:r>
-    </w:p>
-    <w:p>
-      <w:pPr>
-        <w:pStyle w:val="Heading2"/>
-      </w:pPr>
-      <w:r>
-        <w:t>Arquivo incompatível</w:t>
+        <w:t>Disponível na Folha de Pagamento. É o arquivo preparado para importação no CMFlex.</w:t>
       </w:r>
     </w:p>
     <w:p>
@@ -2456,19 +2153,59 @@
         <w:rPr>
           <w:b w:val="0"/>
         </w:rPr>
-        <w:t xml:space="preserve">O relatório selecionado não pertence à automação aberta. Confira o título da tela e a seção </w:t>
+        <w:t>Não abra e salve novamente o CSV no Excel antes da importação. Isso pode alterar separadores e remover zeros dos códigos.</w:t>
+      </w:r>
+    </w:p>
+    <w:p>
+      <w:pPr>
+        <w:pStyle w:val="Heading1"/>
+      </w:pPr>
+      <w:r>
+        <w:t>6. Se aparecer uma mensagem de erro</w:t>
+      </w:r>
+    </w:p>
+    <w:p>
+      <w:pPr>
+        <w:pStyle w:val="Heading2"/>
+      </w:pPr>
+      <w:r>
+        <w:t>Arquivo não reconhecido</w:t>
+      </w:r>
+    </w:p>
+    <w:p>
+      <w:r>
+        <w:rPr>
+          <w:b w:val="0"/>
+        </w:rPr>
+        <w:t>Confirme se você abriu a automação correta e selecionou os relatórios pedidos naquela tela.</w:t>
+      </w:r>
+    </w:p>
+    <w:p>
+      <w:pPr>
+        <w:pStyle w:val="Heading2"/>
+      </w:pPr>
+      <w:r>
+        <w:t>Está faltando um arquivo</w:t>
+      </w:r>
+    </w:p>
+    <w:p>
+      <w:r>
+        <w:rPr>
+          <w:b w:val="0"/>
+        </w:rPr>
+        <w:t xml:space="preserve">Clique novamente em </w:t>
       </w:r>
       <w:r>
         <w:rPr>
           <w:b/>
         </w:rPr>
-        <w:t>Arquivos necessários</w:t>
+        <w:t>Selecionar arquivos</w:t>
       </w:r>
       <w:r>
         <w:rPr>
           <w:b w:val="0"/>
         </w:rPr>
-        <w:t>.</w:t>
+        <w:t xml:space="preserve"> e escolha todos os relatórios necessários na mesma seleção.</w:t>
       </w:r>
     </w:p>
     <w:p>
@@ -2476,7 +2213,7 @@
         <w:pStyle w:val="Heading2"/>
       </w:pPr>
       <w:r>
-        <w:t>Quantidade incorreta de arquivos</w:t>
+        <w:t>Coluna ou formato não reconhecido</w:t>
       </w:r>
     </w:p>
     <w:p>
@@ -2484,7 +2221,7 @@
         <w:rPr>
           <w:b w:val="0"/>
         </w:rPr>
-        <w:t>Selecione todos os relatórios solicitados ao mesmo tempo. Remova arquivos de outras atividades da seleção.</w:t>
+        <w:t>Gere novamente o relatório no sistema de origem. Não apague cabeçalhos, não altere colunas e não converta o arquivo manualmente.</w:t>
       </w:r>
     </w:p>
     <w:p>
@@ -2492,7 +2229,7 @@
         <w:pStyle w:val="Heading2"/>
       </w:pPr>
       <w:r>
-        <w:t>Coluna não encontrada ou formato não reconhecido</w:t>
+        <w:t>Período incompleto</w:t>
       </w:r>
     </w:p>
     <w:p>
@@ -2500,7 +2237,7 @@
         <w:rPr>
           <w:b w:val="0"/>
         </w:rPr>
-        <w:t>Gere novamente o relatório no sistema de origem, sem excluir cabeçalhos, alterar colunas ou salvar em outro modelo.</w:t>
+        <w:t>Uma das planilhas não cobre todo o período das demais. Gere novamente o relatório com as datas necessárias.</w:t>
       </w:r>
     </w:p>
     <w:p>
@@ -2508,7 +2245,7 @@
         <w:pStyle w:val="Heading2"/>
       </w:pPr>
       <w:r>
-        <w:t>Período incompleto</w:t>
+        <w:t>A tabela está vazia</w:t>
       </w:r>
     </w:p>
     <w:p>
@@ -2516,23 +2253,19 @@
         <w:rPr>
           <w:b w:val="0"/>
         </w:rPr>
-        <w:t>Um dos relatórios não cobre todas as datas encontradas nas demais fontes. Gere novamente o arquivo com o período completo antes de confirmar a pendência.</w:t>
-      </w:r>
-    </w:p>
-    <w:p>
-      <w:pPr>
-        <w:pStyle w:val="Heading2"/>
-      </w:pPr>
-      <w:r>
-        <w:t>Nenhum registro exibido</w:t>
-      </w:r>
-    </w:p>
-    <w:p>
+        <w:t xml:space="preserve">Selecione </w:t>
+      </w:r>
+      <w:r>
+        <w:rPr>
+          <w:b/>
+        </w:rPr>
+        <w:t>Todos</w:t>
+      </w:r>
       <w:r>
         <w:rPr>
           <w:b w:val="0"/>
         </w:rPr>
-        <w:t xml:space="preserve">Verifique o filtro </w:t>
+        <w:t xml:space="preserve"> no filtro </w:t>
       </w:r>
       <w:r>
         <w:rPr>
@@ -2544,7 +2277,7 @@
         <w:rPr>
           <w:b w:val="0"/>
         </w:rPr>
-        <w:t>, limpe o campo de pesquisa e confirme se a análise foi concluída.</w:t>
+        <w:t xml:space="preserve"> e apague o texto do campo de busca.</w:t>
       </w:r>
     </w:p>
     <w:p>
@@ -2560,7 +2293,7 @@
         <w:rPr>
           <w:b w:val="0"/>
         </w:rPr>
-        <w:t>Confirme se o arquivo de destino não está aberto em outro programa e se a pasta permite gravação. Tente exportar novamente com outro nome.</w:t>
+        <w:t>Feche o arquivo de destino caso ele esteja aberto no Excel ou em outro programa. Depois exporte novamente.</w:t>
       </w:r>
     </w:p>
     <w:p>
@@ -2568,7 +2301,7 @@
         <w:pStyle w:val="Heading1"/>
       </w:pPr>
       <w:r>
-        <w:t>8. Boas práticas</w:t>
+        <w:t>7. Cuidados antes de concluir</w:t>
       </w:r>
     </w:p>
     <w:p>
@@ -2579,7 +2312,7 @@
         <w:rPr>
           <w:b w:val="0"/>
         </w:rPr>
-        <w:t>Confirme a empresa, o hotel e o período antes da análise.</w:t>
+        <w:t>Confirme o hotel, a empresa e o período dos relatórios.</w:t>
       </w:r>
     </w:p>
     <w:p>
@@ -2590,7 +2323,7 @@
         <w:rPr>
           <w:b w:val="0"/>
         </w:rPr>
-        <w:t>Gere os relatórios na mesma data e para o mesmo intervalo.</w:t>
+        <w:t>Use relatórios gerados para o mesmo período.</w:t>
       </w:r>
     </w:p>
     <w:p>
@@ -2601,7 +2334,7 @@
         <w:rPr>
           <w:b w:val="0"/>
         </w:rPr>
-        <w:t>Mantenha os arquivos originais sem edições manuais.</w:t>
+        <w:t>Não altere as planilhas antes de carregá-las no HERMES.</w:t>
       </w:r>
     </w:p>
     <w:p>
@@ -2612,7 +2345,7 @@
         <w:rPr>
           <w:b w:val="0"/>
         </w:rPr>
-        <w:t>Analise primeiro as linhas vermelhas e depois as amarelas.</w:t>
+        <w:t>Verifique primeiro as linhas vermelhas.</w:t>
       </w:r>
     </w:p>
     <w:p>
@@ -2623,7 +2356,7 @@
         <w:rPr>
           <w:b w:val="0"/>
         </w:rPr>
-        <w:t>Não considere uma ausência definitiva quando o período de uma fonte estiver incompleto.</w:t>
+        <w:t>Leia a explicação apresentada na última coluna da tabela.</w:t>
       </w:r>
     </w:p>
     <w:p>
@@ -2634,7 +2367,7 @@
         <w:rPr>
           <w:b w:val="0"/>
         </w:rPr>
-        <w:t>Antes de importar um CSV, confira os totais e os lançamentos indicados como prontos.</w:t>
+        <w:t>Salve o resultado com o nome do hotel, período e tipo de conferência.</w:t>
       </w:r>
     </w:p>
     <w:p>
@@ -2645,7 +2378,7 @@
         <w:rPr>
           <w:b w:val="0"/>
         </w:rPr>
-        <w:t>Salve os resultados com nome que identifique empresa, competência e tipo de conferência.</w:t>
+        <w:t>Na Folha de Pagamento, confira os totais antes de importar o CSV.</w:t>
       </w:r>
     </w:p>
     <w:p>
@@ -2653,7 +2386,7 @@
         <w:pStyle w:val="Heading1"/>
       </w:pPr>
       <w:r>
-        <w:t>9. Privacidade e segurança</w:t>
+        <w:t>8. Segurança das informações</w:t>
       </w:r>
     </w:p>
     <w:p>
@@ -2661,7 +2394,7 @@
         <w:rPr>
           <w:b w:val="0"/>
         </w:rPr>
-        <w:t>O processamento é realizado localmente no computador em que o HERMES está sendo executado. O sistema lê os relatórios selecionados e cria um novo arquivo somente quando o usuário solicita uma exportação.</w:t>
+        <w:t>O processamento acontece no computador onde o HERMES está aberto. Um novo arquivo só é criado quando você solicita uma exportação.</w:t>
       </w:r>
     </w:p>
     <w:p>
@@ -2669,7 +2402,7 @@
         <w:rPr>
           <w:b w:val="0"/>
         </w:rPr>
-        <w:t>Não compartilhe relatórios financeiros, fiscais, dados de hóspedes, fornecedores ou colaboradores fora dos canais autorizados pela empresa.</w:t>
+        <w:t>Não compartilhe planilhas financeiras, fiscais ou dados de hóspedes, fornecedores e colaboradores fora dos canais autorizados pela empresa.</w:t>
       </w:r>
     </w:p>
     <w:sectPr>
@@ -2713,7 +2446,7 @@
         <w:color w:val="5A6574"/>
         <w:sz w:val="16"/>
       </w:rPr>
-      <w:t>HERMES  |  Guia do Usuário</w:t>
+      <w:t>HERMES  |  Manual do Usuário</w:t>
     </w:r>
   </w:p>
 </w:hdr>

--- a/docs/GUIA_USUARIO_HERMES.docx
+++ b/docs/GUIA_USUARIO_HERMES.docx
@@ -2222,6 +2222,14 @@
           <w:b w:val="0"/>
         </w:rPr>
         <w:t>Gere novamente o relatório no sistema de origem. Não apague cabeçalhos, não altere colunas e não converta o arquivo manualmente.</w:t>
+      </w:r>
+    </w:p>
+    <w:p>
+      <w:r>
+        <w:rPr>
+          <w:b w:val="0"/>
+        </w:rPr>
+        <w:t>O HERMES aceita planilhas Excel nos formatos `.xlsx`, `.xlsm`, `.xls`, `.xltx` e `.xltm`, inclusive relatórios antigos ou relatórios HTML fornecidos pelo sistema com extensão `.xls`.</w:t>
       </w:r>
     </w:p>
     <w:p>
